--- a/atv05/05-Leonardo_Cortes_Filho.docx
+++ b/atv05/05-Leonardo_Cortes_Filho.docx
@@ -81,12 +81,56 @@
         </w:rPr>
       </w:pPr>
       <w:r>
+        <w:rPr/>
+      </w:r>
+    </w:p>
+    <w:p>
+      <w:pPr>
+        <w:pStyle w:val="Normal"/>
+        <w:rPr>
+          <w:rFonts w:ascii="Arial" w:hAnsi="Arial" w:cs="Arial"/>
+        </w:rPr>
+      </w:pPr>
+      <w:r>
+        <w:rPr>
+          <w:rFonts w:cs="Arial" w:ascii="Arial" w:hAnsi="Arial"/>
+        </w:rPr>
+      </w:r>
+    </w:p>
+    <w:p>
+      <w:pPr>
+        <w:pStyle w:val="Normal"/>
+        <w:rPr>
+          <w:rFonts w:ascii="Arial" w:hAnsi="Arial" w:cs="Arial"/>
+          <w:b/>
+          <w:bCs/>
+        </w:rPr>
+      </w:pPr>
+      <w:r>
+        <w:rPr>
+          <w:rFonts w:cs="Arial" w:ascii="Arial" w:hAnsi="Arial"/>
+          <w:b/>
+          <w:bCs/>
+        </w:rPr>
+        <w:t>Dificuldades</w:t>
+      </w:r>
+    </w:p>
+    <w:p>
+      <w:pPr>
+        <w:pStyle w:val="Normal"/>
+        <w:rPr>
+          <w:rFonts w:ascii="Arial" w:hAnsi="Arial" w:cs="Arial"/>
+          <w:sz w:val="20"/>
+          <w:szCs w:val="20"/>
+        </w:rPr>
+      </w:pPr>
+      <w:r>
         <w:rPr>
           <w:rFonts w:cs="Arial" w:ascii="Arial" w:hAnsi="Arial"/>
           <w:sz w:val="20"/>
           <w:szCs w:val="20"/>
         </w:rPr>
-        <w:t xml:space="preserve">&lt;Nesta seção o participante deverá descrever com suas próprias palavras os temas abordados nas tarefas do card. É importante demonstrar que houve entendimento dos temas, isto mediante evidências com imagens, gráficos e textos originais produzidos por você. Códigos também podem ser referenciados desde que estejam no github ou Notebook entregue junto com o relatório&gt; </w:t>
+        <w:t>&lt;Nesta seção o participante deverá descrever as dificuldades encontradas na tarefa e como fez para superá-las.&gt;</w:t>
       </w:r>
     </w:p>
     <w:p>
@@ -117,7 +161,7 @@
           <w:b/>
           <w:bCs/>
         </w:rPr>
-        <w:t>Dificuldades</w:t>
+        <w:t xml:space="preserve">Conclusões </w:t>
       </w:r>
     </w:p>
     <w:p>
@@ -135,20 +179,7 @@
           <w:sz w:val="20"/>
           <w:szCs w:val="20"/>
         </w:rPr>
-        <w:t>&lt;Nesta seção o participante deverá descrever as dificuldades encontradas na tarefa e como fez para superá-las.&gt;</w:t>
-      </w:r>
-    </w:p>
-    <w:p>
-      <w:pPr>
-        <w:pStyle w:val="Normal"/>
-        <w:rPr>
-          <w:rFonts w:ascii="Arial" w:hAnsi="Arial" w:cs="Arial"/>
-        </w:rPr>
-      </w:pPr>
-      <w:r>
-        <w:rPr>
-          <w:rFonts w:cs="Arial" w:ascii="Arial" w:hAnsi="Arial"/>
-        </w:rPr>
+        <w:t>&lt;Nesta seção o participante deverá descrever as suas conclusões sobre os temas abordados nas tarefas do card.&gt;</w:t>
       </w:r>
     </w:p>
     <w:p>
@@ -166,25 +197,6 @@
           <w:b/>
           <w:bCs/>
         </w:rPr>
-        <w:t xml:space="preserve">Conclusões </w:t>
-      </w:r>
-    </w:p>
-    <w:p>
-      <w:pPr>
-        <w:pStyle w:val="Normal"/>
-        <w:rPr>
-          <w:rFonts w:ascii="Arial" w:hAnsi="Arial" w:cs="Arial"/>
-          <w:sz w:val="20"/>
-          <w:szCs w:val="20"/>
-        </w:rPr>
-      </w:pPr>
-      <w:r>
-        <w:rPr>
-          <w:rFonts w:cs="Arial" w:ascii="Arial" w:hAnsi="Arial"/>
-          <w:sz w:val="20"/>
-          <w:szCs w:val="20"/>
-        </w:rPr>
-        <w:t>&lt;Nesta seção o participante deverá descrever as suas conclusões sobre os temas abordados nas tarefas do card.&gt;</w:t>
       </w:r>
     </w:p>
     <w:p>
@@ -202,43 +214,85 @@
           <w:b/>
           <w:bCs/>
         </w:rPr>
-      </w:r>
-    </w:p>
-    <w:p>
-      <w:pPr>
-        <w:pStyle w:val="Normal"/>
-        <w:rPr>
-          <w:rFonts w:ascii="Arial" w:hAnsi="Arial" w:cs="Arial"/>
-          <w:b/>
-          <w:bCs/>
-        </w:rPr>
-      </w:pPr>
-      <w:r>
-        <w:rPr>
-          <w:rFonts w:cs="Arial" w:ascii="Arial" w:hAnsi="Arial"/>
-          <w:b/>
-          <w:bCs/>
-        </w:rPr>
         <w:t>Referencias</w:t>
       </w:r>
     </w:p>
     <w:p>
       <w:pPr>
-        <w:pStyle w:val="Normal"/>
+        <w:pStyle w:val="fastcamp"/>
+        <w:rPr/>
+      </w:pPr>
+      <w:r>
+        <w:rPr/>
+        <w:t>Do card:</w:t>
+      </w:r>
+    </w:p>
+    <w:p>
+      <w:pPr>
+        <w:pStyle w:val="fastcamp"/>
+        <w:numPr>
+          <w:ilvl w:val="0"/>
+          <w:numId w:val="1"/>
+        </w:numPr>
+        <w:rPr/>
+      </w:pPr>
+      <w:r>
+        <w:rPr>
+          <w:rStyle w:val="Hyperlink"/>
+        </w:rPr>
+        <w:t>https://www.youtube.com/watch?v=FyQivMjb3_8</w:t>
+      </w:r>
+    </w:p>
+    <w:p>
+      <w:pPr>
+        <w:pStyle w:val="fastcamp"/>
+        <w:numPr>
+          <w:ilvl w:val="0"/>
+          <w:numId w:val="1"/>
+        </w:numPr>
+        <w:rPr/>
+      </w:pPr>
+      <w:r>
+        <w:rPr>
+          <w:rStyle w:val="Hyperlink"/>
+        </w:rPr>
+        <w:t>https://waha.devlike.pro/docs/how-to/install/</w:t>
+      </w:r>
+    </w:p>
+    <w:p>
+      <w:pPr>
+        <w:pStyle w:val="fastcamp"/>
+        <w:numPr>
+          <w:ilvl w:val="0"/>
+          <w:numId w:val="1"/>
+        </w:numPr>
+        <w:rPr/>
+      </w:pPr>
+      <w:r>
+        <w:rPr>
+          <w:rStyle w:val="Hyperlink"/>
+        </w:rPr>
+        <w:t>https://blog.n8n.io/how-to-make-ai-chatbot/</w:t>
+      </w:r>
+    </w:p>
+    <w:p>
+      <w:pPr>
+        <w:pStyle w:val="fastcamp"/>
+        <w:rPr/>
+      </w:pPr>
+      <w:r>
+        <w:rPr/>
+        <w:t>Externas:</w:t>
+      </w:r>
+    </w:p>
+    <w:p>
+      <w:pPr>
+        <w:pStyle w:val="fastcamp"/>
         <w:spacing w:before="0" w:after="160"/>
-        <w:rPr>
-          <w:rFonts w:ascii="Arial" w:hAnsi="Arial" w:cs="Arial"/>
-          <w:sz w:val="20"/>
-          <w:szCs w:val="20"/>
-        </w:rPr>
-      </w:pPr>
-      <w:r>
-        <w:rPr>
-          <w:rFonts w:cs="Arial" w:ascii="Arial" w:hAnsi="Arial"/>
-          <w:sz w:val="20"/>
-          <w:szCs w:val="20"/>
-        </w:rPr>
-        <w:t>&lt; Nesta seção deveram ser descritas as referências utilizadas para o desenvolvimento do relatório. Caso tenham sido utilizadas outras referências além das do card, também deveram estar descritas.&gt;</w:t>
+        <w:rPr/>
+      </w:pPr>
+      <w:r>
+        <w:rPr/>
       </w:r>
     </w:p>
     <w:sectPr>
@@ -252,6 +306,273 @@
     </w:sectPr>
   </w:body>
 </w:document>
+</file>
+
+<file path=word/numbering.xml><?xml version="1.0" encoding="utf-8"?>
+<w:numbering xmlns:w="http://schemas.openxmlformats.org/wordprocessingml/2006/main" xmlns:o="urn:schemas-microsoft-com:office:office" xmlns:r="http://schemas.openxmlformats.org/officeDocument/2006/relationships" xmlns:v="urn:schemas-microsoft-com:vml" xmlns:mc="http://schemas.openxmlformats.org/markup-compatibility/2006" xmlns:w14="http://schemas.microsoft.com/office/word/2010/wordml" mc:Ignorable="w14">
+  <w:abstractNum w:abstractNumId="1">
+    <w:lvl w:ilvl="0">
+      <w:start w:val="1"/>
+      <w:numFmt w:val="bullet"/>
+      <w:lvlText w:val=""/>
+      <w:lvlJc w:val="left"/>
+      <w:pPr>
+        <w:tabs>
+          <w:tab w:val="num" w:pos="720"/>
+        </w:tabs>
+        <w:ind w:left="720" w:hanging="360"/>
+      </w:pPr>
+      <w:rPr>
+        <w:rFonts w:ascii="Symbol" w:hAnsi="Symbol" w:cs="Symbol" w:hint="default"/>
+      </w:rPr>
+    </w:lvl>
+    <w:lvl w:ilvl="1">
+      <w:start w:val="1"/>
+      <w:numFmt w:val="bullet"/>
+      <w:lvlText w:val="◦"/>
+      <w:lvlJc w:val="left"/>
+      <w:pPr>
+        <w:tabs>
+          <w:tab w:val="num" w:pos="1080"/>
+        </w:tabs>
+        <w:ind w:left="1080" w:hanging="360"/>
+      </w:pPr>
+      <w:rPr>
+        <w:rFonts w:ascii="OpenSymbol" w:hAnsi="OpenSymbol" w:cs="OpenSymbol" w:hint="default"/>
+      </w:rPr>
+    </w:lvl>
+    <w:lvl w:ilvl="2">
+      <w:start w:val="1"/>
+      <w:numFmt w:val="bullet"/>
+      <w:lvlText w:val="▪"/>
+      <w:lvlJc w:val="left"/>
+      <w:pPr>
+        <w:tabs>
+          <w:tab w:val="num" w:pos="1440"/>
+        </w:tabs>
+        <w:ind w:left="1440" w:hanging="360"/>
+      </w:pPr>
+      <w:rPr>
+        <w:rFonts w:ascii="OpenSymbol" w:hAnsi="OpenSymbol" w:cs="OpenSymbol" w:hint="default"/>
+      </w:rPr>
+    </w:lvl>
+    <w:lvl w:ilvl="3">
+      <w:start w:val="1"/>
+      <w:numFmt w:val="bullet"/>
+      <w:lvlText w:val=""/>
+      <w:lvlJc w:val="left"/>
+      <w:pPr>
+        <w:tabs>
+          <w:tab w:val="num" w:pos="1800"/>
+        </w:tabs>
+        <w:ind w:left="1800" w:hanging="360"/>
+      </w:pPr>
+      <w:rPr>
+        <w:rFonts w:ascii="Symbol" w:hAnsi="Symbol" w:cs="Symbol" w:hint="default"/>
+      </w:rPr>
+    </w:lvl>
+    <w:lvl w:ilvl="4">
+      <w:start w:val="1"/>
+      <w:numFmt w:val="bullet"/>
+      <w:lvlText w:val="◦"/>
+      <w:lvlJc w:val="left"/>
+      <w:pPr>
+        <w:tabs>
+          <w:tab w:val="num" w:pos="2160"/>
+        </w:tabs>
+        <w:ind w:left="2160" w:hanging="360"/>
+      </w:pPr>
+      <w:rPr>
+        <w:rFonts w:ascii="OpenSymbol" w:hAnsi="OpenSymbol" w:cs="OpenSymbol" w:hint="default"/>
+      </w:rPr>
+    </w:lvl>
+    <w:lvl w:ilvl="5">
+      <w:start w:val="1"/>
+      <w:numFmt w:val="bullet"/>
+      <w:lvlText w:val="▪"/>
+      <w:lvlJc w:val="left"/>
+      <w:pPr>
+        <w:tabs>
+          <w:tab w:val="num" w:pos="2520"/>
+        </w:tabs>
+        <w:ind w:left="2520" w:hanging="360"/>
+      </w:pPr>
+      <w:rPr>
+        <w:rFonts w:ascii="OpenSymbol" w:hAnsi="OpenSymbol" w:cs="OpenSymbol" w:hint="default"/>
+      </w:rPr>
+    </w:lvl>
+    <w:lvl w:ilvl="6">
+      <w:start w:val="1"/>
+      <w:numFmt w:val="bullet"/>
+      <w:lvlText w:val=""/>
+      <w:lvlJc w:val="left"/>
+      <w:pPr>
+        <w:tabs>
+          <w:tab w:val="num" w:pos="2880"/>
+        </w:tabs>
+        <w:ind w:left="2880" w:hanging="360"/>
+      </w:pPr>
+      <w:rPr>
+        <w:rFonts w:ascii="Symbol" w:hAnsi="Symbol" w:cs="Symbol" w:hint="default"/>
+      </w:rPr>
+    </w:lvl>
+    <w:lvl w:ilvl="7">
+      <w:start w:val="1"/>
+      <w:numFmt w:val="bullet"/>
+      <w:lvlText w:val="◦"/>
+      <w:lvlJc w:val="left"/>
+      <w:pPr>
+        <w:tabs>
+          <w:tab w:val="num" w:pos="3240"/>
+        </w:tabs>
+        <w:ind w:left="3240" w:hanging="360"/>
+      </w:pPr>
+      <w:rPr>
+        <w:rFonts w:ascii="OpenSymbol" w:hAnsi="OpenSymbol" w:cs="OpenSymbol" w:hint="default"/>
+      </w:rPr>
+    </w:lvl>
+    <w:lvl w:ilvl="8">
+      <w:start w:val="1"/>
+      <w:numFmt w:val="bullet"/>
+      <w:lvlText w:val="▪"/>
+      <w:lvlJc w:val="left"/>
+      <w:pPr>
+        <w:tabs>
+          <w:tab w:val="num" w:pos="3600"/>
+        </w:tabs>
+        <w:ind w:left="3600" w:hanging="360"/>
+      </w:pPr>
+      <w:rPr>
+        <w:rFonts w:ascii="OpenSymbol" w:hAnsi="OpenSymbol" w:cs="OpenSymbol" w:hint="default"/>
+      </w:rPr>
+    </w:lvl>
+  </w:abstractNum>
+  <w:abstractNum w:abstractNumId="2">
+    <w:lvl w:ilvl="0">
+      <w:start w:val="1"/>
+      <w:numFmt w:val="none"/>
+      <w:suff w:val="nothing"/>
+      <w:lvlText w:val=""/>
+      <w:lvlJc w:val="left"/>
+      <w:pPr>
+        <w:tabs>
+          <w:tab w:val="num" w:pos="0"/>
+        </w:tabs>
+        <w:ind w:left="0" w:hanging="0"/>
+      </w:pPr>
+    </w:lvl>
+    <w:lvl w:ilvl="1">
+      <w:start w:val="1"/>
+      <w:numFmt w:val="none"/>
+      <w:suff w:val="nothing"/>
+      <w:lvlText w:val=""/>
+      <w:lvlJc w:val="left"/>
+      <w:pPr>
+        <w:tabs>
+          <w:tab w:val="num" w:pos="0"/>
+        </w:tabs>
+        <w:ind w:left="0" w:hanging="0"/>
+      </w:pPr>
+    </w:lvl>
+    <w:lvl w:ilvl="2">
+      <w:start w:val="1"/>
+      <w:numFmt w:val="none"/>
+      <w:suff w:val="nothing"/>
+      <w:lvlText w:val=""/>
+      <w:lvlJc w:val="left"/>
+      <w:pPr>
+        <w:tabs>
+          <w:tab w:val="num" w:pos="0"/>
+        </w:tabs>
+        <w:ind w:left="0" w:hanging="0"/>
+      </w:pPr>
+    </w:lvl>
+    <w:lvl w:ilvl="3">
+      <w:start w:val="1"/>
+      <w:numFmt w:val="none"/>
+      <w:suff w:val="nothing"/>
+      <w:lvlText w:val=""/>
+      <w:lvlJc w:val="left"/>
+      <w:pPr>
+        <w:tabs>
+          <w:tab w:val="num" w:pos="0"/>
+        </w:tabs>
+        <w:ind w:left="0" w:hanging="0"/>
+      </w:pPr>
+    </w:lvl>
+    <w:lvl w:ilvl="4">
+      <w:start w:val="1"/>
+      <w:numFmt w:val="none"/>
+      <w:suff w:val="nothing"/>
+      <w:lvlText w:val=""/>
+      <w:lvlJc w:val="left"/>
+      <w:pPr>
+        <w:tabs>
+          <w:tab w:val="num" w:pos="0"/>
+        </w:tabs>
+        <w:ind w:left="0" w:hanging="0"/>
+      </w:pPr>
+    </w:lvl>
+    <w:lvl w:ilvl="5">
+      <w:start w:val="1"/>
+      <w:numFmt w:val="none"/>
+      <w:suff w:val="nothing"/>
+      <w:lvlText w:val=""/>
+      <w:lvlJc w:val="left"/>
+      <w:pPr>
+        <w:tabs>
+          <w:tab w:val="num" w:pos="0"/>
+        </w:tabs>
+        <w:ind w:left="0" w:hanging="0"/>
+      </w:pPr>
+    </w:lvl>
+    <w:lvl w:ilvl="6">
+      <w:start w:val="1"/>
+      <w:numFmt w:val="none"/>
+      <w:suff w:val="nothing"/>
+      <w:lvlText w:val=""/>
+      <w:lvlJc w:val="left"/>
+      <w:pPr>
+        <w:tabs>
+          <w:tab w:val="num" w:pos="0"/>
+        </w:tabs>
+        <w:ind w:left="0" w:hanging="0"/>
+      </w:pPr>
+    </w:lvl>
+    <w:lvl w:ilvl="7">
+      <w:start w:val="1"/>
+      <w:numFmt w:val="none"/>
+      <w:suff w:val="nothing"/>
+      <w:lvlText w:val=""/>
+      <w:lvlJc w:val="left"/>
+      <w:pPr>
+        <w:tabs>
+          <w:tab w:val="num" w:pos="0"/>
+        </w:tabs>
+        <w:ind w:left="0" w:hanging="0"/>
+      </w:pPr>
+    </w:lvl>
+    <w:lvl w:ilvl="8">
+      <w:start w:val="1"/>
+      <w:numFmt w:val="none"/>
+      <w:suff w:val="nothing"/>
+      <w:lvlText w:val=""/>
+      <w:lvlJc w:val="left"/>
+      <w:pPr>
+        <w:tabs>
+          <w:tab w:val="num" w:pos="0"/>
+        </w:tabs>
+        <w:ind w:left="0" w:hanging="0"/>
+      </w:pPr>
+    </w:lvl>
+  </w:abstractNum>
+  <w:num w:numId="1">
+    <w:abstractNumId w:val="1"/>
+  </w:num>
+  <w:num w:numId="2">
+    <w:abstractNumId w:val="2"/>
+  </w:num>
+</w:numbering>
 </file>
 
 <file path=word/styles.xml><?xml version="1.0" encoding="utf-8"?>
@@ -672,6 +993,23 @@
       <w14:ligatures w14:val="standardContextual"/>
     </w:rPr>
   </w:style>
+  <w:style w:type="paragraph" w:styleId="Heading3">
+    <w:name w:val="Heading 3"/>
+    <w:basedOn w:val="Heading"/>
+    <w:next w:val="BodyText"/>
+    <w:qFormat/>
+    <w:pPr>
+      <w:spacing w:before="140" w:after="120"/>
+      <w:outlineLvl w:val="2"/>
+    </w:pPr>
+    <w:rPr>
+      <w:rFonts w:ascii="Liberation Serif" w:hAnsi="Liberation Serif" w:eastAsia="DejaVu Sans" w:cs="Noto Sans Arabic"/>
+      <w:b/>
+      <w:bCs/>
+      <w:sz w:val="28"/>
+      <w:szCs w:val="28"/>
+    </w:rPr>
+  </w:style>
   <w:style w:type="character" w:styleId="DefaultParagraphFont" w:default="1">
     <w:name w:val="Default Paragraph Font"/>
     <w:uiPriority w:val="1"/>
@@ -679,6 +1017,36 @@
     <w:unhideWhenUsed/>
     <w:qFormat/>
     <w:rPr/>
+  </w:style>
+  <w:style w:type="character" w:styleId="Bullets">
+    <w:name w:val="Bullets"/>
+    <w:qFormat/>
+    <w:rPr>
+      <w:rFonts w:ascii="OpenSymbol" w:hAnsi="OpenSymbol" w:eastAsia="OpenSymbol" w:cs="OpenSymbol"/>
+    </w:rPr>
+  </w:style>
+  <w:style w:type="character" w:styleId="Hyperlink">
+    <w:name w:val="Hyperlink"/>
+    <w:rPr>
+      <w:color w:val="000080"/>
+      <w:u w:val="single"/>
+    </w:rPr>
+  </w:style>
+  <w:style w:type="character" w:styleId="Strong">
+    <w:name w:val="Strong"/>
+    <w:qFormat/>
+    <w:rPr>
+      <w:b/>
+      <w:bCs/>
+    </w:rPr>
+  </w:style>
+  <w:style w:type="character" w:styleId="Emphasis">
+    <w:name w:val="Emphasis"/>
+    <w:qFormat/>
+    <w:rPr>
+      <w:i/>
+      <w:iCs/>
+    </w:rPr>
   </w:style>
   <w:style w:type="paragraph" w:styleId="Heading">
     <w:name w:val="Heading"/>
@@ -736,6 +1104,18 @@
     </w:pPr>
     <w:rPr>
       <w:rFonts w:cs="Noto Sans Devanagari"/>
+    </w:rPr>
+  </w:style>
+  <w:style w:type="paragraph" w:styleId="fastcamp">
+    <w:name w:val="fastcamp"/>
+    <w:basedOn w:val="Normal"/>
+    <w:qFormat/>
+    <w:pPr>
+      <w:spacing w:before="0" w:after="160"/>
+    </w:pPr>
+    <w:rPr>
+      <w:rFonts w:ascii="arial" w:hAnsi="arial"/>
+      <w:sz w:val="20"/>
     </w:rPr>
   </w:style>
   <w:style w:type="numbering" w:styleId="NoList" w:default="1">

--- a/atv05/05-Leonardo_Cortes_Filho.docx
+++ b/atv05/05-Leonardo_Cortes_Filho.docx
@@ -81,7 +81,196 @@
         </w:rPr>
       </w:pPr>
       <w:r>
-        <w:rPr/>
+        <w:rPr>
+          <w:rFonts w:cs="Arial" w:ascii="Arial" w:hAnsi="Arial"/>
+          <w:sz w:val="20"/>
+          <w:szCs w:val="20"/>
+        </w:rPr>
+        <w:t>A entrega dessa vez era a automação de mensagens via whatsapp, a automação inicial foi feita via o tutorial do youtube, seguindo um fluxo de simples de responder uma mensagem qualquer recebida.</w:t>
+      </w:r>
+    </w:p>
+    <w:p>
+      <w:pPr>
+        <w:pStyle w:val="Normal"/>
+        <w:rPr>
+          <w:rFonts w:ascii="Arial" w:hAnsi="Arial" w:cs="Arial"/>
+          <w:sz w:val="20"/>
+          <w:szCs w:val="20"/>
+        </w:rPr>
+      </w:pPr>
+      <w:r>
+        <w:rPr>
+          <w:rFonts w:cs="Arial" w:ascii="Arial" w:hAnsi="Arial"/>
+          <w:sz w:val="20"/>
+          <w:szCs w:val="20"/>
+        </w:rPr>
+        <w:t>Fluxo criado:</w:t>
+      </w:r>
+    </w:p>
+    <w:p>
+      <w:pPr>
+        <w:pStyle w:val="Normal"/>
+        <w:rPr>
+          <w:rFonts w:ascii="Arial" w:hAnsi="Arial" w:cs="Arial"/>
+          <w:sz w:val="20"/>
+          <w:szCs w:val="20"/>
+        </w:rPr>
+      </w:pPr>
+      <w:r>
+        <w:drawing>
+          <wp:anchor behindDoc="0" distT="0" distB="0" distL="0" distR="0" simplePos="0" locked="0" layoutInCell="0" allowOverlap="1" relativeHeight="2">
+            <wp:simplePos x="0" y="0"/>
+            <wp:positionH relativeFrom="column">
+              <wp:align>center</wp:align>
+            </wp:positionH>
+            <wp:positionV relativeFrom="paragraph">
+              <wp:posOffset>635</wp:posOffset>
+            </wp:positionV>
+            <wp:extent cx="5400040" cy="2761615"/>
+            <wp:effectExtent l="0" t="0" r="0" b="0"/>
+            <wp:wrapTopAndBottom/>
+            <wp:docPr id="1" name="Image1" descr=""/>
+            <wp:cNvGraphicFramePr>
+              <a:graphicFrameLocks xmlns:a="http://schemas.openxmlformats.org/drawingml/2006/main" noChangeAspect="1"/>
+            </wp:cNvGraphicFramePr>
+            <a:graphic xmlns:a="http://schemas.openxmlformats.org/drawingml/2006/main">
+              <a:graphicData uri="http://schemas.openxmlformats.org/drawingml/2006/picture">
+                <pic:pic xmlns:pic="http://schemas.openxmlformats.org/drawingml/2006/picture">
+                  <pic:nvPicPr>
+                    <pic:cNvPr id="1" name="Image1" descr=""/>
+                    <pic:cNvPicPr>
+                      <a:picLocks noChangeAspect="1" noChangeArrowheads="1"/>
+                    </pic:cNvPicPr>
+                  </pic:nvPicPr>
+                  <pic:blipFill>
+                    <a:blip r:embed="rId2"/>
+                    <a:stretch>
+                      <a:fillRect/>
+                    </a:stretch>
+                  </pic:blipFill>
+                  <pic:spPr bwMode="auto">
+                    <a:xfrm>
+                      <a:off x="0" y="0"/>
+                      <a:ext cx="5400040" cy="2761615"/>
+                    </a:xfrm>
+                    <a:prstGeom prst="rect">
+                      <a:avLst/>
+                    </a:prstGeom>
+                  </pic:spPr>
+                </pic:pic>
+              </a:graphicData>
+            </a:graphic>
+          </wp:anchor>
+        </w:drawing>
+      </w:r>
+      <w:r>
+        <w:rPr>
+          <w:rFonts w:cs="Arial" w:ascii="Arial" w:hAnsi="Arial"/>
+          <w:sz w:val="20"/>
+          <w:szCs w:val="20"/>
+        </w:rPr>
+        <w:t>Com esse fluxo simples, é fácil de responder mensagens de forma imediata, funcionando como base para automações futuras, ex. Chatbot sem agente, estrito com uso de códigos específicos e menus, ou um chatbot com agente, utilizando uma database local ou acesso a internet para cumprir o que for requisitado.</w:t>
+      </w:r>
+    </w:p>
+    <w:p>
+      <w:pPr>
+        <w:pStyle w:val="Normal"/>
+        <w:rPr>
+          <w:rFonts w:ascii="Arial" w:hAnsi="Arial" w:cs="Arial"/>
+        </w:rPr>
+      </w:pPr>
+      <w:r>
+        <w:rPr>
+          <w:rFonts w:cs="Arial" w:ascii="Arial" w:hAnsi="Arial"/>
+        </w:rPr>
+        <w:t>Fluxo com agente:</w:t>
+      </w:r>
+    </w:p>
+    <w:p>
+      <w:pPr>
+        <w:pStyle w:val="Normal"/>
+        <w:rPr>
+          <w:rFonts w:ascii="Arial" w:hAnsi="Arial" w:cs="Arial"/>
+        </w:rPr>
+      </w:pPr>
+      <w:r>
+        <w:drawing>
+          <wp:anchor behindDoc="0" distT="0" distB="0" distL="0" distR="0" simplePos="0" locked="0" layoutInCell="0" allowOverlap="1" relativeHeight="3">
+            <wp:simplePos x="0" y="0"/>
+            <wp:positionH relativeFrom="column">
+              <wp:align>center</wp:align>
+            </wp:positionH>
+            <wp:positionV relativeFrom="paragraph">
+              <wp:posOffset>635</wp:posOffset>
+            </wp:positionV>
+            <wp:extent cx="5400040" cy="2428240"/>
+            <wp:effectExtent l="0" t="0" r="0" b="0"/>
+            <wp:wrapTopAndBottom/>
+            <wp:docPr id="2" name="Image2" descr=""/>
+            <wp:cNvGraphicFramePr>
+              <a:graphicFrameLocks xmlns:a="http://schemas.openxmlformats.org/drawingml/2006/main" noChangeAspect="1"/>
+            </wp:cNvGraphicFramePr>
+            <a:graphic xmlns:a="http://schemas.openxmlformats.org/drawingml/2006/main">
+              <a:graphicData uri="http://schemas.openxmlformats.org/drawingml/2006/picture">
+                <pic:pic xmlns:pic="http://schemas.openxmlformats.org/drawingml/2006/picture">
+                  <pic:nvPicPr>
+                    <pic:cNvPr id="2" name="Image2" descr=""/>
+                    <pic:cNvPicPr>
+                      <a:picLocks noChangeAspect="1" noChangeArrowheads="1"/>
+                    </pic:cNvPicPr>
+                  </pic:nvPicPr>
+                  <pic:blipFill>
+                    <a:blip r:embed="rId3"/>
+                    <a:stretch>
+                      <a:fillRect/>
+                    </a:stretch>
+                  </pic:blipFill>
+                  <pic:spPr bwMode="auto">
+                    <a:xfrm>
+                      <a:off x="0" y="0"/>
+                      <a:ext cx="5400040" cy="2428240"/>
+                    </a:xfrm>
+                    <a:prstGeom prst="rect">
+                      <a:avLst/>
+                    </a:prstGeom>
+                  </pic:spPr>
+                </pic:pic>
+              </a:graphicData>
+            </a:graphic>
+          </wp:anchor>
+        </w:drawing>
+      </w:r>
+      <w:r>
+        <w:rPr>
+          <w:rFonts w:cs="Arial" w:ascii="Arial" w:hAnsi="Arial"/>
+        </w:rPr>
+        <w:t>O tutorial final demonstra diretamente como fazer um chatbot com uso de um modelo de IA, essa funcionalidade é perfeita, na minha opinião, para contextos mais simples, em que o escopo é bem definido, ex. Um restaurante, uma operadora, um sistema acadêmico, etc, permitindo facilmente criar uma database relevante e fazer um trabalho com prompts de sistema para garantir que o modelo segue o que for necessário. Ainda assim, acredito que sistemas mais complexos/confiáveis precisariam de um modelo mais customizado que uma simples API e prompt, por exemplo sistemas bancários ou de saúde, em que as informações são privadas e muito importantes, nesses casos um modelo local ou especializado seria ideal para garantir o funcionamento correto.</w:t>
+      </w:r>
+    </w:p>
+    <w:p>
+      <w:pPr>
+        <w:pStyle w:val="Normal"/>
+        <w:rPr>
+          <w:rFonts w:ascii="Arial" w:hAnsi="Arial" w:cs="Arial"/>
+        </w:rPr>
+      </w:pPr>
+      <w:r>
+        <w:rPr>
+          <w:rFonts w:cs="Arial" w:ascii="Arial" w:hAnsi="Arial"/>
+        </w:rPr>
+        <w:t xml:space="preserve">Vale mencionar que a memória do sistema para a conversa poderia </w:t>
+      </w:r>
+      <w:r>
+        <w:rPr>
+          <w:rFonts w:cs="Arial" w:ascii="Arial" w:hAnsi="Arial"/>
+        </w:rPr>
+        <w:t>auxiliar</w:t>
+      </w:r>
+      <w:r>
+        <w:rPr>
+          <w:rFonts w:cs="Arial" w:ascii="Arial" w:hAnsi="Arial"/>
+        </w:rPr>
+        <w:t xml:space="preserve"> o usuário diretamente ao manter o contexto, enquanto, no escopo que imagino para esse nível de automação, a quantidade de mensagens não seria muito extensa, armazenar e considerar o que o usuário falou anteriormente auxília tanto o funcionamento do modelo quanto a obter a satisfação do usuário.</w:t>
       </w:r>
     </w:p>
     <w:p>
@@ -130,7 +319,7 @@
           <w:sz w:val="20"/>
           <w:szCs w:val="20"/>
         </w:rPr>
-        <w:t>&lt;Nesta seção o participante deverá descrever as dificuldades encontradas na tarefa e como fez para superá-las.&gt;</w:t>
+        <w:t>Nenhuma dificuldade específica.</w:t>
       </w:r>
     </w:p>
     <w:p>
@@ -179,7 +368,7 @@
           <w:sz w:val="20"/>
           <w:szCs w:val="20"/>
         </w:rPr>
-        <w:t>&lt;Nesta seção o participante deverá descrever as suas conclusões sobre os temas abordados nas tarefas do card.&gt;</w:t>
+        <w:t>Automação de chat é bem mais simples do que inicialmente esperado, as APIs, no geral, evoluíram a ponto que a integração é fácil e rápida e a quantidade de modelos com APIs gratuitas permitem a criação fácil de chats com IA, permitindo automação de tarefas meniais e auxiliando tanto os trabalhadores, reduzindo o estresse, quanto os clientes ao ter um modelo focado a satisfazer ele no momento.</w:t>
       </w:r>
     </w:p>
     <w:p>
@@ -266,33 +455,14 @@
           <w:ilvl w:val="0"/>
           <w:numId w:val="1"/>
         </w:numPr>
-        <w:rPr/>
-      </w:pPr>
-      <w:r>
-        <w:rPr>
-          <w:rStyle w:val="Hyperlink"/>
-        </w:rPr>
-        <w:t>https://blog.n8n.io/how-to-make-ai-chatbot/</w:t>
-      </w:r>
-    </w:p>
-    <w:p>
-      <w:pPr>
-        <w:pStyle w:val="fastcamp"/>
-        <w:rPr/>
-      </w:pPr>
-      <w:r>
-        <w:rPr/>
-        <w:t>Externas:</w:t>
-      </w:r>
-    </w:p>
-    <w:p>
-      <w:pPr>
-        <w:pStyle w:val="fastcamp"/>
         <w:spacing w:before="0" w:after="160"/>
         <w:rPr/>
       </w:pPr>
       <w:r>
-        <w:rPr/>
+        <w:rPr>
+          <w:rStyle w:val="Hyperlink"/>
+        </w:rPr>
+        <w:t>https://blog.n8n.io/how-to-make-ai-chatbot/</w:t>
       </w:r>
     </w:p>
     <w:sectPr>
